--- a/Thesis.docx
+++ b/Thesis.docx
@@ -364,6 +364,14 @@
         <w:t>Introduction</w:t>
       </w:r>
     </w:p>
+    <w:p/>
+    <w:p>
+      <w:r>
+        <w:t>Explain AR</w:t>
+      </w:r>
+    </w:p>
+    <w:p/>
+    <w:p/>
     <w:p>
       <w:r>
         <w:t>So</w:t>
@@ -1535,6 +1543,13 @@
         <w:t xml:space="preserve">. </w:t>
       </w:r>
     </w:p>
+    <w:p/>
+    <w:p>
+      <w:r>
+        <w:t>Conclusion:</w:t>
+      </w:r>
+    </w:p>
+    <w:p/>
     <w:sectPr>
       <w:pgSz w:w="11906" w:h="16838"/>
       <w:pgMar w:top="1134" w:right="850" w:bottom="1134" w:left="1701" w:header="708" w:footer="708" w:gutter="0"/>
